--- a/Test Plans/ADRF/ADRF5144_TestPlanV2.docx
+++ b/Test Plans/ADRF/ADRF5144_TestPlanV2.docx
@@ -23,14 +23,12 @@
           <w:rFonts w:ascii="Aptos" w:eastAsia="Aptos" w:hAnsi="Aptos" w:cs="Times New Roman"/>
         </w:rPr>
       </w:pPr>
-      <w:proofErr w:type="spellStart"/>
       <w:r>
         <w:rPr>
           <w:rFonts w:ascii="Aptos" w:eastAsia="Aptos" w:hAnsi="Aptos" w:cs="Times New Roman"/>
         </w:rPr>
         <w:t>Latchup</w:t>
       </w:r>
-      <w:proofErr w:type="spellEnd"/>
     </w:p>
     <w:tbl>
       <w:tblPr>
@@ -66,15 +64,7 @@
               <w:ind w:right="-109"/>
             </w:pPr>
             <w:r>
-              <w:t xml:space="preserve">Table 1: </w:t>
-            </w:r>
-            <w:proofErr w:type="spellStart"/>
-            <w:r>
-              <w:t>Latchup</w:t>
-            </w:r>
-            <w:proofErr w:type="spellEnd"/>
-            <w:r>
-              <w:t xml:space="preserve"> Overview for the ADRF5144</w:t>
+              <w:t>Table 1: Latchup Overview for the ADRF5144</w:t>
             </w:r>
           </w:p>
         </w:tc>
@@ -870,21 +860,7 @@
         <w:rPr>
           <w:rFonts w:ascii="Aptos" w:eastAsia="Aptos" w:hAnsi="Aptos" w:cs="Times New Roman"/>
         </w:rPr>
-        <w:t xml:space="preserve">If </w:t>
-      </w:r>
-      <w:proofErr w:type="spellStart"/>
-      <w:r>
-        <w:rPr>
-          <w:rFonts w:ascii="Aptos" w:eastAsia="Aptos" w:hAnsi="Aptos" w:cs="Times New Roman"/>
-        </w:rPr>
-        <w:t>latchup</w:t>
-      </w:r>
-      <w:proofErr w:type="spellEnd"/>
-      <w:r>
-        <w:rPr>
-          <w:rFonts w:ascii="Aptos" w:eastAsia="Aptos" w:hAnsi="Aptos" w:cs="Times New Roman"/>
-        </w:rPr>
-        <w:t>, heat die to 135</w:t>
+        <w:t>If latchup, heat die to 135</w:t>
       </w:r>
       <w:r>
         <w:rPr>
@@ -1147,13 +1123,8 @@
         </w:numPr>
       </w:pPr>
       <w:r>
-        <w:t xml:space="preserve">8880 </w:t>
-      </w:r>
-      <w:proofErr w:type="gramStart"/>
-      <w:r>
-        <w:t>controller</w:t>
-      </w:r>
-      <w:proofErr w:type="gramEnd"/>
+        <w:t>8880 controller</w:t>
+      </w:r>
     </w:p>
     <w:p>
       <w:pPr>
@@ -1164,15 +1135,7 @@
         </w:numPr>
       </w:pPr>
       <w:r>
-        <w:t xml:space="preserve">4163 </w:t>
-      </w:r>
-      <w:proofErr w:type="spellStart"/>
-      <w:r>
-        <w:t>smu</w:t>
-      </w:r>
-      <w:proofErr w:type="spellEnd"/>
-      <w:r>
-        <w:t xml:space="preserve"> card</w:t>
+        <w:t>4163 smu card</w:t>
       </w:r>
     </w:p>
     <w:p>
@@ -1184,13 +1147,8 @@
         </w:numPr>
       </w:pPr>
       <w:r>
-        <w:t xml:space="preserve">4081 </w:t>
-      </w:r>
-      <w:proofErr w:type="spellStart"/>
-      <w:r>
-        <w:t>dmm</w:t>
-      </w:r>
-      <w:proofErr w:type="spellEnd"/>
+        <w:t>4081 dmm</w:t>
+      </w:r>
     </w:p>
     <w:p>
       <w:pPr>
@@ -1327,21 +1285,13 @@
         <w:t>1</w:t>
       </w:r>
       <w:r>
-        <w:t xml:space="preserve">x </w:t>
-      </w:r>
-      <w:proofErr w:type="gramStart"/>
-      <w:r>
-        <w:t>50</w:t>
+        <w:t>x 50</w:t>
       </w:r>
       <w:r>
         <w:t xml:space="preserve"> </w:t>
       </w:r>
       <w:r>
-        <w:t>ohm</w:t>
-      </w:r>
-      <w:proofErr w:type="gramEnd"/>
-      <w:r>
-        <w:t xml:space="preserve"> screw terminations</w:t>
+        <w:t>ohm screw terminations</w:t>
       </w:r>
     </w:p>
     <w:p>
@@ -2106,27 +2056,87 @@
         </w:numPr>
       </w:pPr>
       <w:r>
-        <w:t xml:space="preserve">Connect </w:t>
-      </w:r>
-      <w:r>
-        <w:t>VDD</w:t>
-      </w:r>
-      <w:r>
-        <w:t xml:space="preserve"> input to </w:t>
-      </w:r>
-      <w:r>
-        <w:t>Channel 0 on the 4163</w:t>
-      </w:r>
-      <w:r>
-        <w:t xml:space="preserve"> </w:t>
-      </w:r>
-      <w:r>
-        <w:t xml:space="preserve">(slot 3) </w:t>
-      </w:r>
-      <w:r>
-        <w:t>of the PXI 1095 tester</w:t>
-      </w:r>
-    </w:p>
+        <w:t>Connect the power supply cables to the 4163</w:t>
+      </w:r>
+    </w:p>
+    <w:tbl>
+      <w:tblPr>
+        <w:tblStyle w:val="TableGrid"/>
+        <w:tblW w:w="0" w:type="auto"/>
+        <w:tblLook w:val="04A0" w:firstRow="1" w:lastRow="0" w:firstColumn="1" w:lastColumn="0" w:noHBand="0" w:noVBand="1"/>
+      </w:tblPr>
+      <w:tblGrid>
+        <w:gridCol w:w="4675"/>
+        <w:gridCol w:w="4675"/>
+      </w:tblGrid>
+      <w:tr>
+        <w:tc>
+          <w:tcPr>
+            <w:tcW w:w="4675" w:type="dxa"/>
+          </w:tcPr>
+          <w:p>
+            <w:r>
+              <w:t>Green 3.3v VDD</w:t>
+            </w:r>
+          </w:p>
+        </w:tc>
+        <w:tc>
+          <w:tcPr>
+            <w:tcW w:w="4675" w:type="dxa"/>
+          </w:tcPr>
+          <w:p>
+            <w:r>
+              <w:t>Ch_0</w:t>
+            </w:r>
+          </w:p>
+        </w:tc>
+      </w:tr>
+      <w:tr>
+        <w:tc>
+          <w:tcPr>
+            <w:tcW w:w="4675" w:type="dxa"/>
+          </w:tcPr>
+          <w:p>
+            <w:r>
+              <w:t>Blue -3.3 VSS</w:t>
+            </w:r>
+          </w:p>
+        </w:tc>
+        <w:tc>
+          <w:tcPr>
+            <w:tcW w:w="4675" w:type="dxa"/>
+          </w:tcPr>
+          <w:p>
+            <w:r>
+              <w:t>Ch_1</w:t>
+            </w:r>
+          </w:p>
+        </w:tc>
+      </w:tr>
+      <w:tr>
+        <w:tc>
+          <w:tcPr>
+            <w:tcW w:w="4675" w:type="dxa"/>
+          </w:tcPr>
+          <w:p>
+            <w:r>
+              <w:t>Brown 0v CTRL</w:t>
+            </w:r>
+          </w:p>
+        </w:tc>
+        <w:tc>
+          <w:tcPr>
+            <w:tcW w:w="4675" w:type="dxa"/>
+          </w:tcPr>
+          <w:p>
+            <w:r>
+              <w:t>Ch_2</w:t>
+            </w:r>
+          </w:p>
+        </w:tc>
+      </w:tr>
+    </w:tbl>
+    <w:p/>
     <w:p>
       <w:pPr>
         <w:pStyle w:val="ListParagraph"/>
@@ -2136,25 +2146,13 @@
         </w:numPr>
       </w:pPr>
       <w:r>
-        <w:t xml:space="preserve">Connect </w:t>
-      </w:r>
-      <w:r>
-        <w:t>VSS</w:t>
-      </w:r>
-      <w:r>
-        <w:t xml:space="preserve"> </w:t>
-      </w:r>
-      <w:r>
-        <w:t xml:space="preserve">input to </w:t>
-      </w:r>
-      <w:r>
-        <w:t xml:space="preserve">Channel </w:t>
-      </w:r>
-      <w:r>
-        <w:t>1</w:t>
-      </w:r>
-      <w:r>
-        <w:t xml:space="preserve"> on the 4163 (slot 3) of the PXI 1095 tester</w:t>
+        <w:t>Connect the PxIe4081 to the beam</w:t>
+      </w:r>
+      <w:r>
+        <w:t>’</w:t>
+      </w:r>
+      <w:r>
+        <w:t>s TTL logic via bnc /banana jack adaptor on the patch panel</w:t>
       </w:r>
     </w:p>
     <w:p>
@@ -2169,10 +2167,20 @@
         <w:t xml:space="preserve">Connect </w:t>
       </w:r>
       <w:r>
-        <w:t>CTRL</w:t>
-      </w:r>
-      <w:r>
-        <w:t xml:space="preserve"> input to Channel 2 on the 4163 (slot 3) of the PXI 1095 tester</w:t>
+        <w:t>GND to the GND on the 4163 (slot 3) of the PXI 1095 tester</w:t>
+      </w:r>
+    </w:p>
+    <w:p>
+      <w:pPr>
+        <w:pStyle w:val="ListParagraph"/>
+        <w:numPr>
+          <w:ilvl w:val="1"/>
+          <w:numId w:val="2"/>
+        </w:numPr>
+        <w:spacing w:line="276" w:lineRule="auto"/>
+      </w:pPr>
+      <w:r>
+        <w:t>Can connect the PXIe4081 to the shared ground node, but not required</w:t>
       </w:r>
     </w:p>
     <w:p>
@@ -2182,23 +2190,10 @@
           <w:ilvl w:val="0"/>
           <w:numId w:val="2"/>
         </w:numPr>
-      </w:pPr>
-      <w:r>
-        <w:t>Connect the PxIe4081 to the beam</w:t>
-      </w:r>
-      <w:r>
-        <w:t>’</w:t>
-      </w:r>
-      <w:r>
-        <w:t xml:space="preserve">s TTL logic via </w:t>
-      </w:r>
-      <w:proofErr w:type="spellStart"/>
-      <w:r>
-        <w:t>bnc</w:t>
-      </w:r>
-      <w:proofErr w:type="spellEnd"/>
-      <w:r>
-        <w:t xml:space="preserve"> /banana jack adaptor on the patch panel</w:t>
+        <w:spacing w:line="276" w:lineRule="auto"/>
+      </w:pPr>
+      <w:r>
+        <w:t xml:space="preserve">If latchup test, put the heat gun on the part and </w:t>
       </w:r>
     </w:p>
     <w:p>
@@ -2210,10 +2205,26 @@
         </w:numPr>
       </w:pPr>
       <w:r>
-        <w:t xml:space="preserve">Connect </w:t>
-      </w:r>
-      <w:r>
-        <w:t>GND to the GND on the 4163 (slot 3) of the PXI 1095 tester</w:t>
+        <w:t>Open LabVIEW on NI Tester</w:t>
+      </w:r>
+    </w:p>
+    <w:p>
+      <w:pPr>
+        <w:pStyle w:val="ListParagraph"/>
+        <w:numPr>
+          <w:ilvl w:val="0"/>
+          <w:numId w:val="2"/>
+        </w:numPr>
+        <w:spacing w:line="276" w:lineRule="auto"/>
+      </w:pPr>
+      <w:r>
+        <w:t xml:space="preserve">Go to </w:t>
+      </w:r>
+      <w:r>
+        <w:t>C:\</w:t>
+      </w:r>
+      <w:r>
+        <w:t xml:space="preserve"> Git\Rad-Effects-Test-Software\SEE_PXI_TopBench.lvproj</w:t>
       </w:r>
     </w:p>
     <w:p>
@@ -2226,7 +2237,10 @@
         <w:spacing w:line="276" w:lineRule="auto"/>
       </w:pPr>
       <w:r>
-        <w:t>Can connect the PXIe4081 to the shared ground node, but not required</w:t>
+        <w:t>If there is a</w:t>
+      </w:r>
+      <w:r>
+        <w:t xml:space="preserve"> pop up, just press “load with selected”</w:t>
       </w:r>
     </w:p>
     <w:p>
@@ -2239,15 +2253,7 @@
         <w:spacing w:line="276" w:lineRule="auto"/>
       </w:pPr>
       <w:r>
-        <w:t xml:space="preserve">If </w:t>
-      </w:r>
-      <w:proofErr w:type="spellStart"/>
-      <w:r>
-        <w:t>latchup</w:t>
-      </w:r>
-      <w:proofErr w:type="spellEnd"/>
-      <w:r>
-        <w:t xml:space="preserve"> test, put the heat gun on the part and </w:t>
+        <w:t>If not running, press white arrow</w:t>
       </w:r>
     </w:p>
     <w:p>
@@ -2257,9 +2263,159 @@
           <w:ilvl w:val="0"/>
           <w:numId w:val="2"/>
         </w:numPr>
-      </w:pPr>
-      <w:r>
-        <w:t>Open LabVIEW on NI Tester</w:t>
+        <w:spacing w:line="276" w:lineRule="auto"/>
+      </w:pPr>
+      <w:r>
+        <w:t>Configure the “Data Block”</w:t>
+      </w:r>
+    </w:p>
+    <w:p>
+      <w:pPr>
+        <w:pStyle w:val="ListParagraph"/>
+        <w:numPr>
+          <w:ilvl w:val="1"/>
+          <w:numId w:val="2"/>
+        </w:numPr>
+        <w:spacing w:line="276" w:lineRule="auto"/>
+      </w:pPr>
+      <w:r>
+        <w:t>Change values in the “Run Data Input</w:t>
+      </w:r>
+      <w:r>
+        <w:t>”</w:t>
+      </w:r>
+      <w:r>
+        <w:t xml:space="preserve"> (Green Block)</w:t>
+      </w:r>
+    </w:p>
+    <w:p>
+      <w:pPr>
+        <w:pStyle w:val="ListParagraph"/>
+        <w:numPr>
+          <w:ilvl w:val="2"/>
+          <w:numId w:val="2"/>
+        </w:numPr>
+        <w:spacing w:line="276" w:lineRule="auto"/>
+      </w:pPr>
+      <w:r>
+        <w:t>RUN FOLDER</w:t>
+      </w:r>
+    </w:p>
+    <w:p>
+      <w:pPr>
+        <w:pStyle w:val="ListParagraph"/>
+        <w:numPr>
+          <w:ilvl w:val="2"/>
+          <w:numId w:val="2"/>
+        </w:numPr>
+        <w:spacing w:line="276" w:lineRule="auto"/>
+      </w:pPr>
+      <w:r>
+        <w:t xml:space="preserve">DUT </w:t>
+      </w:r>
+    </w:p>
+    <w:p>
+      <w:pPr>
+        <w:pStyle w:val="ListParagraph"/>
+        <w:numPr>
+          <w:ilvl w:val="2"/>
+          <w:numId w:val="2"/>
+        </w:numPr>
+        <w:spacing w:line="276" w:lineRule="auto"/>
+      </w:pPr>
+      <w:r>
+        <w:t xml:space="preserve">ION </w:t>
+      </w:r>
+    </w:p>
+    <w:p>
+      <w:pPr>
+        <w:pStyle w:val="ListParagraph"/>
+        <w:numPr>
+          <w:ilvl w:val="2"/>
+          <w:numId w:val="2"/>
+        </w:numPr>
+        <w:spacing w:line="276" w:lineRule="auto"/>
+      </w:pPr>
+      <w:r>
+        <w:t>BOARD NUMBER</w:t>
+      </w:r>
+    </w:p>
+    <w:p>
+      <w:pPr>
+        <w:pStyle w:val="ListParagraph"/>
+        <w:numPr>
+          <w:ilvl w:val="2"/>
+          <w:numId w:val="2"/>
+        </w:numPr>
+        <w:spacing w:line="276" w:lineRule="auto"/>
+      </w:pPr>
+      <w:r>
+        <w:t>EFFECTVE LET</w:t>
+      </w:r>
+    </w:p>
+    <w:p>
+      <w:pPr>
+        <w:pStyle w:val="ListParagraph"/>
+        <w:numPr>
+          <w:ilvl w:val="2"/>
+          <w:numId w:val="2"/>
+        </w:numPr>
+        <w:spacing w:line="276" w:lineRule="auto"/>
+      </w:pPr>
+      <w:r>
+        <w:t>TEST TYPE (NOTE ONLY DOING LATCHUP THIS CAMPAIGN)</w:t>
+      </w:r>
+    </w:p>
+    <w:p>
+      <w:pPr>
+        <w:pStyle w:val="ListParagraph"/>
+        <w:numPr>
+          <w:ilvl w:val="1"/>
+          <w:numId w:val="2"/>
+        </w:numPr>
+        <w:spacing w:line="276" w:lineRule="auto"/>
+      </w:pPr>
+      <w:r>
+        <w:t>Press “Apply Data” in the “Output Echo” Block (right block)</w:t>
+      </w:r>
+    </w:p>
+    <w:p>
+      <w:pPr>
+        <w:pStyle w:val="ListParagraph"/>
+        <w:numPr>
+          <w:ilvl w:val="1"/>
+          <w:numId w:val="2"/>
+        </w:numPr>
+        <w:spacing w:line="276" w:lineRule="auto"/>
+      </w:pPr>
+      <w:r>
+        <w:t>Confirm the values are desired</w:t>
+      </w:r>
+    </w:p>
+    <w:p>
+      <w:pPr>
+        <w:pStyle w:val="ListParagraph"/>
+        <w:numPr>
+          <w:ilvl w:val="1"/>
+          <w:numId w:val="2"/>
+        </w:numPr>
+        <w:spacing w:line="276" w:lineRule="auto"/>
+      </w:pPr>
+      <w:r>
+        <w:t>Ensure the “Changes Applied?” indicator is bright green</w:t>
+      </w:r>
+    </w:p>
+    <w:p>
+      <w:pPr>
+        <w:pStyle w:val="ListParagraph"/>
+        <w:numPr>
+          <w:ilvl w:val="1"/>
+          <w:numId w:val="2"/>
+        </w:numPr>
+        <w:spacing w:line="276" w:lineRule="auto"/>
+      </w:pPr>
+      <w:r>
+        <w:t>Press the Exit button</w:t>
       </w:r>
     </w:p>
     <w:p>
@@ -2272,19 +2428,8 @@
         <w:spacing w:line="276" w:lineRule="auto"/>
       </w:pPr>
       <w:r>
-        <w:t xml:space="preserve">Go to </w:t>
-      </w:r>
-      <w:r>
-        <w:t>C:\</w:t>
-      </w:r>
-      <w:r>
-        <w:t xml:space="preserve"> Git\Rad-Effects-Test-Software\</w:t>
-      </w:r>
-      <w:proofErr w:type="spellStart"/>
-      <w:r>
-        <w:t>SEE_PXI_TopBench.lvproj</w:t>
-      </w:r>
-      <w:proofErr w:type="spellEnd"/>
+        <w:t>Configure the “Power Block”</w:t>
+      </w:r>
     </w:p>
     <w:p>
       <w:pPr>
@@ -2295,56 +2440,15 @@
         </w:numPr>
         <w:spacing w:line="276" w:lineRule="auto"/>
       </w:pPr>
-      <w:r>
-        <w:t>If there is a</w:t>
-      </w:r>
-      <w:r>
-        <w:t xml:space="preserve"> pop up, just press “load with selected”</w:t>
-      </w:r>
-    </w:p>
-    <w:p>
-      <w:pPr>
-        <w:pStyle w:val="ListParagraph"/>
-        <w:numPr>
-          <w:ilvl w:val="0"/>
-          <w:numId w:val="2"/>
-        </w:numPr>
-        <w:spacing w:line="276" w:lineRule="auto"/>
-      </w:pPr>
-      <w:r>
-        <w:t>If not running, press white arrow</w:t>
-      </w:r>
-    </w:p>
-    <w:p>
-      <w:pPr>
-        <w:pStyle w:val="ListParagraph"/>
-        <w:numPr>
-          <w:ilvl w:val="0"/>
-          <w:numId w:val="2"/>
-        </w:numPr>
-        <w:spacing w:line="276" w:lineRule="auto"/>
-      </w:pPr>
-      <w:r>
-        <w:t>Configure the “Data Block”</w:t>
-      </w:r>
-    </w:p>
-    <w:p>
-      <w:pPr>
-        <w:pStyle w:val="ListParagraph"/>
-        <w:numPr>
-          <w:ilvl w:val="1"/>
-          <w:numId w:val="2"/>
-        </w:numPr>
-        <w:spacing w:line="276" w:lineRule="auto"/>
-      </w:pPr>
-      <w:r>
-        <w:t>Change values in the “Run Data Input</w:t>
+      <w:bookmarkStart w:id="0" w:name="OLE_LINK8"/>
+      <w:r>
+        <w:t>Select “</w:t>
+      </w:r>
+      <w:r>
+        <w:t>PXIe4163</w:t>
       </w:r>
       <w:r>
         <w:t>”</w:t>
-      </w:r>
-      <w:r>
-        <w:t xml:space="preserve"> (Green Block)</w:t>
       </w:r>
     </w:p>
     <w:p>
@@ -2356,8 +2460,15 @@
         </w:numPr>
         <w:spacing w:line="276" w:lineRule="auto"/>
       </w:pPr>
-      <w:r>
-        <w:t>RUN FOLDER</w:t>
+      <w:bookmarkStart w:id="1" w:name="OLE_LINK1"/>
+      <w:r>
+        <w:t>Select Active Channel 0</w:t>
+      </w:r>
+      <w:r>
+        <w:t xml:space="preserve"> through Active Channel 3</w:t>
+      </w:r>
+      <w:r>
+        <w:t xml:space="preserve"> (bright green when selected)</w:t>
       </w:r>
     </w:p>
     <w:p>
@@ -2370,7 +2481,27 @@
         <w:spacing w:line="276" w:lineRule="auto"/>
       </w:pPr>
       <w:r>
-        <w:t xml:space="preserve">DUT </w:t>
+        <w:t>Refer to Table</w:t>
+      </w:r>
+      <w:r>
+        <w:t>s 3 and 4</w:t>
+      </w:r>
+      <w:r>
+        <w:t xml:space="preserve"> for the voltage necessary for the device and the channel name</w:t>
+      </w:r>
+    </w:p>
+    <w:p>
+      <w:pPr>
+        <w:pStyle w:val="ListParagraph"/>
+        <w:numPr>
+          <w:ilvl w:val="3"/>
+          <w:numId w:val="2"/>
+        </w:numPr>
+        <w:spacing w:line="276" w:lineRule="auto"/>
+      </w:pPr>
+      <w:r>
+        <w:lastRenderedPageBreak/>
+        <w:t>AVOID USING SPACES AND PERIODS IN NAMES</w:t>
       </w:r>
     </w:p>
     <w:p>
@@ -2383,7 +2514,7 @@
         <w:spacing w:line="276" w:lineRule="auto"/>
       </w:pPr>
       <w:r>
-        <w:t xml:space="preserve">ION </w:t>
+        <w:t>“Aperture Time” should be .001 seconds (could go to .0001 seconds if you want higher resolution)</w:t>
       </w:r>
     </w:p>
     <w:p>
@@ -2396,7 +2527,10 @@
         <w:spacing w:line="276" w:lineRule="auto"/>
       </w:pPr>
       <w:r>
-        <w:t>BOARD NUMBER</w:t>
+        <w:t xml:space="preserve">Current Limit should be </w:t>
+      </w:r>
+      <w:r>
+        <w:t>.05</w:t>
       </w:r>
     </w:p>
     <w:p>
@@ -2409,7 +2543,7 @@
         <w:spacing w:line="276" w:lineRule="auto"/>
       </w:pPr>
       <w:r>
-        <w:t>EFFECTVE LET</w:t>
+        <w:t>Press Apply Changes</w:t>
       </w:r>
     </w:p>
     <w:p>
@@ -2422,208 +2556,7 @@
         <w:spacing w:line="276" w:lineRule="auto"/>
       </w:pPr>
       <w:r>
-        <w:t>TEST TYPE (NOTE ONLY DOING LATCHUP THIS CAMPAIGN)</w:t>
-      </w:r>
-    </w:p>
-    <w:p>
-      <w:pPr>
-        <w:pStyle w:val="ListParagraph"/>
-        <w:numPr>
-          <w:ilvl w:val="1"/>
-          <w:numId w:val="2"/>
-        </w:numPr>
-        <w:spacing w:line="276" w:lineRule="auto"/>
-      </w:pPr>
-      <w:r>
-        <w:t>Press “Apply Data” in the “Output Echo” Block (right block)</w:t>
-      </w:r>
-    </w:p>
-    <w:p>
-      <w:pPr>
-        <w:pStyle w:val="ListParagraph"/>
-        <w:numPr>
-          <w:ilvl w:val="1"/>
-          <w:numId w:val="2"/>
-        </w:numPr>
-        <w:spacing w:line="276" w:lineRule="auto"/>
-      </w:pPr>
-      <w:r>
-        <w:t>Confirm the values are desired</w:t>
-      </w:r>
-    </w:p>
-    <w:p>
-      <w:pPr>
-        <w:pStyle w:val="ListParagraph"/>
-        <w:numPr>
-          <w:ilvl w:val="1"/>
-          <w:numId w:val="2"/>
-        </w:numPr>
-        <w:spacing w:line="276" w:lineRule="auto"/>
-      </w:pPr>
-      <w:r>
-        <w:t>Ensure the “Changes Applied?” indicator is bright green</w:t>
-      </w:r>
-    </w:p>
-    <w:p>
-      <w:pPr>
-        <w:pStyle w:val="ListParagraph"/>
-        <w:numPr>
-          <w:ilvl w:val="1"/>
-          <w:numId w:val="2"/>
-        </w:numPr>
-        <w:spacing w:line="276" w:lineRule="auto"/>
-      </w:pPr>
-      <w:r>
-        <w:t>Press the Exit button</w:t>
-      </w:r>
-    </w:p>
-    <w:p>
-      <w:pPr>
-        <w:pStyle w:val="ListParagraph"/>
-        <w:numPr>
-          <w:ilvl w:val="0"/>
-          <w:numId w:val="2"/>
-        </w:numPr>
-        <w:spacing w:line="276" w:lineRule="auto"/>
-      </w:pPr>
-      <w:r>
-        <w:t>Configure the “Power Block”</w:t>
-      </w:r>
-    </w:p>
-    <w:p>
-      <w:pPr>
-        <w:pStyle w:val="ListParagraph"/>
-        <w:numPr>
-          <w:ilvl w:val="1"/>
-          <w:numId w:val="2"/>
-        </w:numPr>
-        <w:spacing w:line="276" w:lineRule="auto"/>
-      </w:pPr>
-      <w:bookmarkStart w:id="0" w:name="OLE_LINK8"/>
-      <w:r>
-        <w:t>Select “</w:t>
-      </w:r>
-      <w:r>
-        <w:t>PXIe4163</w:t>
-      </w:r>
-      <w:r>
-        <w:t>”</w:t>
-      </w:r>
-    </w:p>
-    <w:p>
-      <w:pPr>
-        <w:pStyle w:val="ListParagraph"/>
-        <w:numPr>
-          <w:ilvl w:val="2"/>
-          <w:numId w:val="2"/>
-        </w:numPr>
-        <w:spacing w:line="276" w:lineRule="auto"/>
-      </w:pPr>
-      <w:bookmarkStart w:id="1" w:name="OLE_LINK1"/>
-      <w:r>
-        <w:t>Select Active Channel 0</w:t>
-      </w:r>
-      <w:r>
-        <w:t xml:space="preserve"> through Active Channel 3</w:t>
-      </w:r>
-      <w:r>
-        <w:t xml:space="preserve"> (bright green when selected)</w:t>
-      </w:r>
-    </w:p>
-    <w:p>
-      <w:pPr>
-        <w:pStyle w:val="ListParagraph"/>
-        <w:numPr>
-          <w:ilvl w:val="2"/>
-          <w:numId w:val="2"/>
-        </w:numPr>
-        <w:spacing w:line="276" w:lineRule="auto"/>
-      </w:pPr>
-      <w:r>
-        <w:t>Refer to Table</w:t>
-      </w:r>
-      <w:r>
-        <w:t>s 3 and 4</w:t>
-      </w:r>
-      <w:r>
-        <w:t xml:space="preserve"> for the voltage necessary for the device and the channel name</w:t>
-      </w:r>
-    </w:p>
-    <w:p>
-      <w:pPr>
-        <w:pStyle w:val="ListParagraph"/>
-        <w:numPr>
-          <w:ilvl w:val="3"/>
-          <w:numId w:val="2"/>
-        </w:numPr>
-        <w:spacing w:line="276" w:lineRule="auto"/>
-      </w:pPr>
-      <w:r>
-        <w:t>AVOID USING SPACES AND PERIODS IN NAMES</w:t>
-      </w:r>
-    </w:p>
-    <w:p>
-      <w:pPr>
-        <w:pStyle w:val="ListParagraph"/>
-        <w:numPr>
-          <w:ilvl w:val="2"/>
-          <w:numId w:val="2"/>
-        </w:numPr>
-        <w:spacing w:line="276" w:lineRule="auto"/>
-      </w:pPr>
-      <w:r>
-        <w:t>“Aperture Time” should be .001 seconds (could go to .0001 seconds if you want higher resolution)</w:t>
-      </w:r>
-    </w:p>
-    <w:p>
-      <w:pPr>
-        <w:pStyle w:val="ListParagraph"/>
-        <w:numPr>
-          <w:ilvl w:val="2"/>
-          <w:numId w:val="2"/>
-        </w:numPr>
-        <w:spacing w:line="276" w:lineRule="auto"/>
-      </w:pPr>
-      <w:r>
-        <w:lastRenderedPageBreak/>
-        <w:t xml:space="preserve">Current Limit should be </w:t>
-      </w:r>
-      <w:r>
-        <w:t>.05</w:t>
-      </w:r>
-    </w:p>
-    <w:p>
-      <w:pPr>
-        <w:pStyle w:val="ListParagraph"/>
-        <w:numPr>
-          <w:ilvl w:val="2"/>
-          <w:numId w:val="2"/>
-        </w:numPr>
-        <w:spacing w:line="276" w:lineRule="auto"/>
-      </w:pPr>
-      <w:r>
-        <w:t>Press Apply Changes</w:t>
-      </w:r>
-    </w:p>
-    <w:p>
-      <w:pPr>
-        <w:pStyle w:val="ListParagraph"/>
-        <w:numPr>
-          <w:ilvl w:val="2"/>
-          <w:numId w:val="2"/>
-        </w:numPr>
-        <w:spacing w:line="276" w:lineRule="auto"/>
-      </w:pPr>
-      <w:r>
-        <w:t xml:space="preserve">Check </w:t>
-      </w:r>
-      <w:proofErr w:type="spellStart"/>
-      <w:r>
-        <w:t>DCPowerInformantionClusterArray</w:t>
-      </w:r>
-      <w:proofErr w:type="spellEnd"/>
-      <w:r>
-        <w:t xml:space="preserve"> for one object</w:t>
+        <w:t>Check DCPowerInformantionClusterArray for one object</w:t>
       </w:r>
     </w:p>
     <w:bookmarkEnd w:id="0"/>
@@ -2632,11 +2565,9 @@
       <w:pPr>
         <w:spacing w:line="276" w:lineRule="auto"/>
       </w:pPr>
-      <w:proofErr w:type="spellStart"/>
       <w:r>
         <w:t>Latchup</w:t>
       </w:r>
-      <w:proofErr w:type="spellEnd"/>
     </w:p>
     <w:tbl>
       <w:tblPr>
@@ -3220,16 +3151,11 @@
       <w:r>
         <w:t>1</w:t>
       </w:r>
-      <w:proofErr w:type="gramStart"/>
       <w:r>
         <w:t xml:space="preserve">Ghz </w:t>
       </w:r>
       <w:r>
-        <w:t>,</w:t>
-      </w:r>
-      <w:proofErr w:type="gramEnd"/>
-      <w:r>
-        <w:t xml:space="preserve"> </w:t>
+        <w:t xml:space="preserve">, </w:t>
       </w:r>
       <w:r>
         <w:t>-5</w:t>
@@ -3264,16 +3190,11 @@
       <w:r>
         <w:t>Select GPIB2::</w:t>
       </w:r>
-      <w:proofErr w:type="gramStart"/>
       <w:r>
         <w:t>27</w:t>
       </w:r>
       <w:r>
-        <w:t>::</w:t>
-      </w:r>
-      <w:proofErr w:type="gramEnd"/>
-      <w:r>
-        <w:t>INSTR</w:t>
+        <w:t>::INSTR</w:t>
       </w:r>
     </w:p>
     <w:p>
@@ -3331,6 +3252,7 @@
         <w:spacing w:line="276" w:lineRule="auto"/>
       </w:pPr>
       <w:r>
+        <w:lastRenderedPageBreak/>
         <w:t>Press Apply Configuration</w:t>
       </w:r>
     </w:p>
@@ -3371,7 +3293,6 @@
         <w:spacing w:line="276" w:lineRule="auto"/>
       </w:pPr>
       <w:r>
-        <w:lastRenderedPageBreak/>
         <w:t>Just open and close it. This functionality will be added later</w:t>
       </w:r>
     </w:p>
@@ -4882,6 +4803,7 @@
   <w:style w:type="character" w:default="1" w:styleId="DefaultParagraphFont">
     <w:name w:val="Default Paragraph Font"/>
     <w:uiPriority w:val="1"/>
+    <w:semiHidden/>
     <w:unhideWhenUsed/>
   </w:style>
   <w:style w:type="table" w:default="1" w:styleId="TableNormal">
